--- a/data/ai_paras/AI_para_109.docx
+++ b/data/ai_paras/AI_para_109.docx
@@ -4,7 +4,7 @@
   <w:body>
     <w:p>
       <w:r>
-        <w:t>The validity of the acceptance in this scenario hinges on both the communication method and the timing of the acceptance. One argument supporting the validity of the acceptance is that email is a widely recognized form of communication that can effectively convey acceptance, provided it aligns with the terms of the offer (Ref-u867513). If Daniel, acting on Samantha's behalf, sent an acceptance email within the stipulated one-week period, it could be argued that this satisfies the requirement of timely communication. Conversely, a potential argument against the validity of the acceptance could be that the email was not received or acknowledged by Bruce within the offer's timeframe, thus failing to fulfill the acceptance criteria. Additionally, if Bruce's offer specified a particular method of acceptance that was not adhered to, this could further undermine the acceptance's validity, highlighting the importance of compliance with prescribed communication methods in contract formation.</w:t>
+        <w:t>In analyzing Samantha's legal capacity to enter into a contract, her status as a minor plays a pivotal role, as contract law generally recognizes the limited capacity of minors in contractual agreements. Minors, typically defined as individuals under the age of eighteen, are often considered legally incapable of entering binding contracts, thus allowing them the ability to disaffirm or void such agreements. This legal principle protects minors from exploitation and ensures that they are not bound by decisions that may not fully comprehend the consequences (Ref-u876002). However, there are exceptions where a contract for necessities, such as food or clothing, may be deemed enforceable against a minor. Given these considerations, Samantha's age presents a substantial legal hurdle in forming a valid contract with Bruce for the antique piano, permitting her to potentially void the agreement if challenged.</w:t>
       </w:r>
     </w:p>
     <w:sectPr>
